--- a/contract/template/Ballroom_YEP_package1_lunch.docx
+++ b/contract/template/Ballroom_YEP_package1_lunch.docx
@@ -1,6 +1,6 @@
 
 <file path=word/document.xml><?xml version="1.0" encoding="utf-8"?>
-<w:document xmlns:wpc="http://schemas.microsoft.com/office/word/2010/wordprocessingCanvas" xmlns:cx="http://schemas.microsoft.com/office/drawing/2014/chartex" xmlns:cx1="http://schemas.microsoft.com/office/drawing/2015/9/8/chartex" xmlns:cx2="http://schemas.microsoft.com/office/drawing/2015/10/21/chartex" xmlns:cx3="http://schemas.microsoft.com/office/drawing/2016/5/9/chartex" xmlns:cx4="http://schemas.microsoft.com/office/drawing/2016/5/10/chartex" xmlns:cx5="http://schemas.microsoft.com/office/drawing/2016/5/11/chartex" xmlns:cx6="http://schemas.microsoft.com/office/drawing/2016/5/12/chartex" xmlns:cx7="http://schemas.microsoft.com/office/drawing/2016/5/13/chartex" xmlns:cx8="http://schemas.microsoft.com/office/drawing/2016/5/14/chartex" xmlns:mc="http://schemas.openxmlformats.org/markup-compatibility/2006" xmlns:aink="http://schemas.microsoft.com/office/drawing/2016/ink" xmlns:am3d="http://schemas.microsoft.com/office/drawing/2017/model3d" xmlns:o="urn:schemas-microsoft-com:office:office" xmlns:oel="http://schemas.microsoft.com/office/2019/extlst" xmlns:r="http://schemas.openxmlformats.org/officeDocument/2006/relationships" xmlns:m="http://schemas.openxmlformats.org/officeDocument/2006/math" xmlns:v="urn:schemas-microsoft-com:vml" xmlns:wp14="http://schemas.microsoft.com/office/word/2010/wordprocessingDrawing" xmlns:wp="http://schemas.openxmlformats.org/drawingml/2006/wordprocessingDrawing" xmlns:w10="urn:schemas-microsoft-com:office:word" xmlns:w="http://schemas.openxmlformats.org/wordprocessingml/2006/main" xmlns:w14="http://schemas.microsoft.com/office/word/2010/wordml" xmlns:w15="http://schemas.microsoft.com/office/word/2012/wordml" xmlns:w16cex="http://schemas.microsoft.com/office/word/2018/wordml/cex" xmlns:w16cid="http://schemas.microsoft.com/office/word/2016/wordml/cid" xmlns:w16="http://schemas.microsoft.com/office/word/2018/wordml" xmlns:w16du="http://schemas.microsoft.com/office/word/2023/wordml/word16du" xmlns:w16sdtdh="http://schemas.microsoft.com/office/word/2020/wordml/sdtdatahash" xmlns:w16sdtfl="http://schemas.microsoft.com/office/word/2024/wordml/sdtformatlock" xmlns:w16se="http://schemas.microsoft.com/office/word/2015/wordml/symex" xmlns:wpg="http://schemas.microsoft.com/office/word/2010/wordprocessingGroup" xmlns:wpi="http://schemas.microsoft.com/office/word/2010/wordprocessingInk" xmlns:wne="http://schemas.microsoft.com/office/word/2006/wordml" xmlns:wps="http://schemas.microsoft.com/office/word/2010/wordprocessingShape" mc:Ignorable="w14 w15 w16se w16cid w16 w16cex w16sdtdh w16sdtfl w16du wp14">
+<w:document xmlns:wpc="http://schemas.microsoft.com/office/word/2010/wordprocessingCanvas" xmlns:cx="http://schemas.microsoft.com/office/drawing/2014/chartex" xmlns:cx1="http://schemas.microsoft.com/office/drawing/2015/9/8/chartex" xmlns:cx2="http://schemas.microsoft.com/office/drawing/2015/10/21/chartex" xmlns:cx3="http://schemas.microsoft.com/office/drawing/2016/5/9/chartex" xmlns:cx4="http://schemas.microsoft.com/office/drawing/2016/5/10/chartex" xmlns:cx5="http://schemas.microsoft.com/office/drawing/2016/5/11/chartex" xmlns:cx6="http://schemas.microsoft.com/office/drawing/2016/5/12/chartex" xmlns:cx7="http://schemas.microsoft.com/office/drawing/2016/5/13/chartex" xmlns:cx8="http://schemas.microsoft.com/office/drawing/2016/5/14/chartex" xmlns:mc="http://schemas.openxmlformats.org/markup-compatibility/2006" xmlns:aink="http://schemas.microsoft.com/office/drawing/2016/ink" xmlns:am3d="http://schemas.microsoft.com/office/drawing/2017/model3d" xmlns:o="urn:schemas-microsoft-com:office:office" xmlns:r="http://schemas.openxmlformats.org/officeDocument/2006/relationships" xmlns:m="http://schemas.openxmlformats.org/officeDocument/2006/math" xmlns:v="urn:schemas-microsoft-com:vml" xmlns:wp14="http://schemas.microsoft.com/office/word/2010/wordprocessingDrawing" xmlns:wp="http://schemas.openxmlformats.org/drawingml/2006/wordprocessingDrawing" xmlns:w10="urn:schemas-microsoft-com:office:word" xmlns:w="http://schemas.openxmlformats.org/wordprocessingml/2006/main" xmlns:w14="http://schemas.microsoft.com/office/word/2010/wordml" xmlns:w15="http://schemas.microsoft.com/office/word/2012/wordml" xmlns:w16cex="http://schemas.microsoft.com/office/word/2018/wordml/cex" xmlns:w16cid="http://schemas.microsoft.com/office/word/2016/wordml/cid" xmlns:w16="http://schemas.microsoft.com/office/word/2018/wordml" xmlns:w16sdtdh="http://schemas.microsoft.com/office/word/2020/wordml/sdtdatahash" xmlns:w16se="http://schemas.microsoft.com/office/word/2015/wordml/symex" xmlns:wpg="http://schemas.microsoft.com/office/word/2010/wordprocessingGroup" xmlns:wpi="http://schemas.microsoft.com/office/word/2010/wordprocessingInk" xmlns:wne="http://schemas.microsoft.com/office/word/2006/wordml" xmlns:wps="http://schemas.microsoft.com/office/word/2010/wordprocessingShape" mc:Ignorable="w14 w15 w16se w16cid w16 w16cex w16sdtdh wp14">
   <w:body>
     <w:p>
       <w:pPr>
@@ -2617,15 +2617,30 @@
           <w:rFonts w:asciiTheme="minorHAnsi" w:hAnsiTheme="minorHAnsi" w:cstheme="minorHAnsi"/>
           <w:b/>
           <w:bCs/>
-          <w:szCs w:val="22"/>
-        </w:rPr>
-        <w:t>TEL/ Điện thoại</w:t>
-      </w:r>
-      <w:r>
-        <w:rPr>
-          <w:rFonts w:asciiTheme="minorHAnsi" w:hAnsiTheme="minorHAnsi" w:cstheme="minorHAnsi"/>
-          <w:b/>
-          <w:bCs/>
+          <w:sz w:val="23"/>
+          <w:szCs w:val="23"/>
+        </w:rPr>
+        <w:t xml:space="preserve">TEL/ </w:t>
+      </w:r>
+      <w:r>
+        <w:rPr>
+          <w:rFonts w:asciiTheme="minorHAnsi" w:hAnsiTheme="minorHAnsi" w:cstheme="minorHAnsi"/>
+          <w:b/>
+          <w:bCs/>
+          <w:i/>
+          <w:iCs/>
+          <w:sz w:val="23"/>
+          <w:szCs w:val="23"/>
+        </w:rPr>
+        <w:t>Điện thoại</w:t>
+      </w:r>
+      <w:r>
+        <w:rPr>
+          <w:rFonts w:asciiTheme="minorHAnsi" w:hAnsiTheme="minorHAnsi" w:cstheme="minorHAnsi"/>
+          <w:b/>
+          <w:bCs/>
+          <w:i/>
+          <w:iCs/>
           <w:szCs w:val="22"/>
         </w:rPr>
         <w:tab/>
@@ -2928,7 +2943,7 @@
           <w:bCs/>
           <w:szCs w:val="22"/>
         </w:rPr>
-        <w:object w:dxaOrig="12047" w:dyaOrig="5568" w14:anchorId="237D2B05">
+        <w:object w:dxaOrig="13805" w:dyaOrig="4408" w14:anchorId="237D2B05">
           <v:shapetype id="_x0000_t75" coordsize="21600,21600" o:spt="75" o:preferrelative="t" path="m@4@5l@4@11@9@11@9@5xe" filled="f" stroked="f">
             <v:stroke joinstyle="miter"/>
             <v:formulas>
@@ -2948,10 +2963,10 @@
             <v:path o:extrusionok="f" gradientshapeok="t" o:connecttype="rect"/>
             <o:lock v:ext="edit" aspectratio="t"/>
           </v:shapetype>
-          <v:shape id="_x0000_i1028" type="#_x0000_t75" style="width:414.75pt;height:195.75pt" o:ole="">
+          <v:shape id="_x0000_i1029" type="#_x0000_t75" style="width:475.5pt;height:154.5pt" o:ole="">
             <v:imagedata r:id="rId13" o:title=""/>
           </v:shape>
-          <o:OLEObject Type="Embed" ProgID="Excel.Sheet.12" ShapeID="_x0000_i1028" DrawAspect="Content" ObjectID="_1848909818" r:id="rId14"/>
+          <o:OLEObject Type="Embed" ProgID="Excel.Sheet.12" ShapeID="_x0000_i1029" DrawAspect="Content" ObjectID="_1851949024" r:id="rId14"/>
         </w:object>
       </w:r>
     </w:p>
@@ -3170,6 +3185,7 @@
           <w:iCs/>
           <w:szCs w:val="22"/>
         </w:rPr>
+        <w:lastRenderedPageBreak/>
         <w:t xml:space="preserve">Sử dụng phòng </w:t>
       </w:r>
       <w:r>
@@ -3893,7 +3909,6 @@
           <w:szCs w:val="23"/>
           <w:lang w:val="en-US"/>
         </w:rPr>
-        <w:lastRenderedPageBreak/>
         <w:t xml:space="preserve">The final charge will be based on the final guaranteed number or the actual one, whichever is higher. To assure the best service, Party B must provide the final guaranteed number of attendees to Party A at least three (03) days prior to the function date, but the variance should not be over </w:t>
       </w:r>
       <w:r>
@@ -4084,7 +4099,17 @@
           <w:szCs w:val="23"/>
           <w:lang w:val="en-US"/>
         </w:rPr>
-        <w:t>Party A requires Party B to provide detailed information relating to the type of event at least 05 days prior to the date of the event. It is an offence to organize, promote or host theme events that contravene local law, such as events related to gambling, unlawful solicitation, sale of contraband, etc. In the event of ambiguity as to the legality of such event themes, the event organizer owns the responsibility of seeking approval from respective government agencies. Where necessary, a copy of such approved and official documentation must be submitted to Party A at least five (05) days prior to the date of the event. Party A reserves the right to refuse service those unclear themes of event for the aforesaid reasons and at any time.</w:t>
+        <w:t xml:space="preserve">Party A requires Party B to provide detailed information relating to the type of event at least 05 days prior to the date of the event. It is an offence to organize, promote or host theme events that contravene local law, such as events related to gambling, unlawful solicitation, sale of contraband, etc. In the event of ambiguity as to the legality of such event themes, the event organizer owns the responsibility of seeking approval from respective government agencies. Where necessary, a copy of such approved and official documentation must be submitted to Party A at least five (05) days prior to </w:t>
+      </w:r>
+      <w:r>
+        <w:rPr>
+          <w:rFonts w:asciiTheme="minorHAnsi" w:hAnsiTheme="minorHAnsi" w:cstheme="minorHAnsi"/>
+          <w:sz w:val="23"/>
+          <w:szCs w:val="23"/>
+          <w:lang w:val="en-US"/>
+        </w:rPr>
+        <w:lastRenderedPageBreak/>
+        <w:t>the date of the event. Party A reserves the right to refuse service those unclear themes of event for the aforesaid reasons and at any time.</w:t>
       </w:r>
     </w:p>
     <w:p>
@@ -4431,7 +4456,6 @@
                 <w:sz w:val="23"/>
                 <w:szCs w:val="23"/>
               </w:rPr>
-              <w:lastRenderedPageBreak/>
               <w:t>Tên ng</w:t>
             </w:r>
             <w:r>
@@ -5020,10 +5044,10 @@
           <w:lang w:val="vi-VN"/>
         </w:rPr>
         <w:object w:dxaOrig="11012" w:dyaOrig="2788" w14:anchorId="5E6183D7">
-          <v:shape id="_x0000_i1030" type="#_x0000_t75" style="width:484.5pt;height:121.5pt" o:ole="">
+          <v:shape id="_x0000_i1026" type="#_x0000_t75" style="width:484.5pt;height:121.5pt" o:ole="">
             <v:imagedata r:id="rId15" o:title=""/>
           </v:shape>
-          <o:OLEObject Type="Embed" ProgID="Excel.Sheet.12" ShapeID="_x0000_i1030" DrawAspect="Content" ObjectID="_1848909819" r:id="rId16"/>
+          <o:OLEObject Type="Embed" ProgID="Excel.Sheet.12" ShapeID="_x0000_i1026" DrawAspect="Content" ObjectID="_1851949025" r:id="rId16"/>
         </w:object>
       </w:r>
     </w:p>
@@ -5717,7 +5741,6 @@
                 <w:sz w:val="23"/>
                 <w:szCs w:val="23"/>
               </w:rPr>
-              <w:lastRenderedPageBreak/>
               <w:t>Swift code</w:t>
             </w:r>
           </w:p>
@@ -6237,6 +6260,7 @@
           <w:u w:val="single"/>
           <w:lang w:val="en-US"/>
         </w:rPr>
+        <w:lastRenderedPageBreak/>
         <w:t>Party A’s responsibility</w:t>
       </w:r>
       <w:r>
@@ -6535,7 +6559,6 @@
           <w:szCs w:val="23"/>
           <w:lang w:val="en-US"/>
         </w:rPr>
-        <w:lastRenderedPageBreak/>
         <w:t xml:space="preserve">Bên B có trách nhiệm bố trí Nhân viên giám sát, kiểm tra và xác nhận toàn bộ dịch vụ đã sử dụng ngay khi hội nghị kết thúc. </w:t>
       </w:r>
     </w:p>
@@ -6713,6 +6736,7 @@
           <w:u w:val="single"/>
           <w:lang w:val="en-US"/>
         </w:rPr>
+        <w:lastRenderedPageBreak/>
         <w:t>Constructions/</w:t>
       </w:r>
       <w:r>
@@ -6884,7 +6908,6 @@
           <w:szCs w:val="23"/>
           <w:lang w:val="en-US"/>
         </w:rPr>
-        <w:lastRenderedPageBreak/>
         <w:t>Khách sạn có thể tính một khoản phí tương đương nếu nhu cầu sử dụng điện của khách hàng vượt quá mức thông thường.</w:t>
       </w:r>
     </w:p>
@@ -7139,6 +7162,7 @@
           <w:szCs w:val="23"/>
           <w:lang w:val="vi-VN"/>
         </w:rPr>
+        <w:lastRenderedPageBreak/>
         <w:t xml:space="preserve">Banner hoặc backdrop bên không được treo ở bất kỳ đâu bên ngoài hoặc xung quanh tòa nhà khách sạn trừ khi có sự thỏa thuận trước đó với khách sạn. Tất cả các banner hoặc backdrop phải được tháo dỡ ngay khi sự kiện kết thúc. </w:t>
       </w:r>
     </w:p>
@@ -7502,7 +7526,6 @@
           <w:szCs w:val="23"/>
           <w:lang w:val="en-US"/>
         </w:rPr>
-        <w:lastRenderedPageBreak/>
         <w:t>All the final requirements such as: menu, beverage arrangements, set up, Audio-visual requirements, entertainment, starting and finishing times…must be confirmed 0</w:t>
       </w:r>
       <w:r>
@@ -7716,6 +7739,7 @@
           <w:u w:val="single"/>
           <w:lang w:val="en-US"/>
         </w:rPr>
+        <w:lastRenderedPageBreak/>
         <w:t>OTHER TERMS &amp; CONDITIONS</w:t>
       </w:r>
       <w:r>
@@ -7984,17 +8008,7 @@
           <w:szCs w:val="23"/>
           <w:lang w:val="en-US"/>
         </w:rPr>
-        <w:t xml:space="preserve"> room found to have guests smoking in. Sufficient evidence can be the smell of the smoke. This charge will be applied to the </w:t>
-      </w:r>
-      <w:r>
-        <w:rPr>
-          <w:rFonts w:asciiTheme="minorHAnsi" w:hAnsiTheme="minorHAnsi" w:cstheme="minorHAnsi"/>
-          <w:sz w:val="23"/>
-          <w:szCs w:val="23"/>
-          <w:lang w:val="en-US"/>
-        </w:rPr>
-        <w:lastRenderedPageBreak/>
-        <w:t>Master Account in the scenario that the registered guest does not pay. Any damages found as a result of smoking will be charged to the cost of repair paid by Party B.</w:t>
+        <w:t xml:space="preserve"> room found to have guests smoking in. Sufficient evidence can be the smell of the smoke. This charge will be applied to the Master Account in the scenario that the registered guest does not pay. Any damages found as a result of smoking will be charged to the cost of repair paid by Party B.</w:t>
       </w:r>
     </w:p>
     <w:p>
@@ -8115,7 +8129,20 @@
           <w:sz w:val="23"/>
           <w:szCs w:val="23"/>
         </w:rPr>
-        <w:t>change of law, war, civil unrest, fire, flood, earthquake, or explosion, sale, nationalization or expropriation of the Hotel, necessary and essential construction to the Hotel, seizure of the Hotel under legal process, strikes, lockouts or work stoppages or any other circumstances beyond the control that makes it impossible or impracticable to hold the event as scheduled. Notwithstanding any other provision to the contrary herein, none of The Hotel or Company shall be considered in breach of this agreement letter or under any liability whatsoever for non-performance, art performance or delay in performing its obligation under this agreement letter if the failure or delay arises directly or indirectly from any of the following events: - Acts of God, outbreak of hostilities, riot, civil disturbance, act of terrorism;</w:t>
+        <w:t xml:space="preserve">change of law, war, civil unrest, fire, flood, earthquake, or explosion, sale, nationalization or expropriation of the Hotel, necessary and </w:t>
+      </w:r>
+      <w:r>
+        <w:rPr>
+          <w:rFonts w:asciiTheme="minorHAnsi" w:hAnsiTheme="minorHAnsi" w:cstheme="minorHAnsi"/>
+          <w:bCs/>
+          <w:iCs/>
+          <w:snapToGrid w:val="0"/>
+          <w:color w:val="000000" w:themeColor="text1"/>
+          <w:sz w:val="23"/>
+          <w:szCs w:val="23"/>
+        </w:rPr>
+        <w:lastRenderedPageBreak/>
+        <w:t>essential construction to the Hotel, seizure of the Hotel under legal process, strikes, lockouts or work stoppages or any other circumstances beyond the control that makes it impossible or impracticable to hold the event as scheduled. Notwithstanding any other provision to the contrary herein, none of The Hotel or Company shall be considered in breach of this agreement letter or under any liability whatsoever for non-performance, art performance or delay in performing its obligation under this agreement letter if the failure or delay arises directly or indirectly from any of the following events: - Acts of God, outbreak of hostilities, riot, civil disturbance, act of terrorism;</w:t>
       </w:r>
     </w:p>
     <w:p>
@@ -8572,7 +8599,20 @@
           <w:sz w:val="23"/>
           <w:szCs w:val="23"/>
         </w:rPr>
-        <w:t xml:space="preserve">Thiệt hại hoặc phá hủy Khách sạn hoặc bất kỳ phần nào của Khách sạn hoặc cải tạo, yêu cầu hoặc tân trang ảnh hưởng đến Khách sạn hoặc bất kỳ phần nào của Khách sạn (cho dù việc cải tạo, sửa chữa hoặc tân trang đó được thực hiện bởi Khách sạn hoặc bởi bất kỳ tòa nhà hoặc khu phức hợp liền kề nào hoặc bởi bất kỳ bên thứ ba nào; </w:t>
+        <w:t xml:space="preserve">Thiệt hại hoặc phá hủy Khách sạn hoặc bất kỳ phần nào của Khách sạn hoặc cải tạo, yêu cầu hoặc tân trang ảnh hưởng đến Khách sạn hoặc bất kỳ phần nào của Khách sạn (cho dù việc cải tạo, sửa </w:t>
+      </w:r>
+      <w:r>
+        <w:rPr>
+          <w:rFonts w:asciiTheme="minorHAnsi" w:hAnsiTheme="minorHAnsi" w:cstheme="minorHAnsi"/>
+          <w:bCs/>
+          <w:i/>
+          <w:snapToGrid w:val="0"/>
+          <w:color w:val="000000" w:themeColor="text1"/>
+          <w:sz w:val="23"/>
+          <w:szCs w:val="23"/>
+        </w:rPr>
+        <w:lastRenderedPageBreak/>
+        <w:t xml:space="preserve">chữa hoặc tân trang đó được thực hiện bởi Khách sạn hoặc bởi bất kỳ tòa nhà hoặc khu phức hợp liền kề nào hoặc bởi bất kỳ bên thứ ba nào; </w:t>
       </w:r>
     </w:p>
     <w:p>
@@ -9157,6 +9197,7 @@
                 <w:u w:val="single"/>
                 <w:lang w:val="en-US"/>
               </w:rPr>
+              <w:lastRenderedPageBreak/>
               <w:t>ON BEHALF OF PARTY A /</w:t>
             </w:r>
             <w:r>
@@ -10039,7 +10080,7 @@
 </file>
 
 <file path=word/endnotes.xml><?xml version="1.0" encoding="utf-8"?>
-<w:endnotes xmlns:wpc="http://schemas.microsoft.com/office/word/2010/wordprocessingCanvas" xmlns:cx="http://schemas.microsoft.com/office/drawing/2014/chartex" xmlns:cx1="http://schemas.microsoft.com/office/drawing/2015/9/8/chartex" xmlns:cx2="http://schemas.microsoft.com/office/drawing/2015/10/21/chartex" xmlns:cx3="http://schemas.microsoft.com/office/drawing/2016/5/9/chartex" xmlns:cx4="http://schemas.microsoft.com/office/drawing/2016/5/10/chartex" xmlns:cx5="http://schemas.microsoft.com/office/drawing/2016/5/11/chartex" xmlns:cx6="http://schemas.microsoft.com/office/drawing/2016/5/12/chartex" xmlns:cx7="http://schemas.microsoft.com/office/drawing/2016/5/13/chartex" xmlns:cx8="http://schemas.microsoft.com/office/drawing/2016/5/14/chartex" xmlns:mc="http://schemas.openxmlformats.org/markup-compatibility/2006" xmlns:aink="http://schemas.microsoft.com/office/drawing/2016/ink" xmlns:am3d="http://schemas.microsoft.com/office/drawing/2017/model3d" xmlns:o="urn:schemas-microsoft-com:office:office" xmlns:oel="http://schemas.microsoft.com/office/2019/extlst" xmlns:r="http://schemas.openxmlformats.org/officeDocument/2006/relationships" xmlns:m="http://schemas.openxmlformats.org/officeDocument/2006/math" xmlns:v="urn:schemas-microsoft-com:vml" xmlns:wp14="http://schemas.microsoft.com/office/word/2010/wordprocessingDrawing" xmlns:wp="http://schemas.openxmlformats.org/drawingml/2006/wordprocessingDrawing" xmlns:w10="urn:schemas-microsoft-com:office:word" xmlns:w="http://schemas.openxmlformats.org/wordprocessingml/2006/main" xmlns:w14="http://schemas.microsoft.com/office/word/2010/wordml" xmlns:w15="http://schemas.microsoft.com/office/word/2012/wordml" xmlns:w16cex="http://schemas.microsoft.com/office/word/2018/wordml/cex" xmlns:w16cid="http://schemas.microsoft.com/office/word/2016/wordml/cid" xmlns:w16="http://schemas.microsoft.com/office/word/2018/wordml" xmlns:w16du="http://schemas.microsoft.com/office/word/2023/wordml/word16du" xmlns:w16sdtdh="http://schemas.microsoft.com/office/word/2020/wordml/sdtdatahash" xmlns:w16sdtfl="http://schemas.microsoft.com/office/word/2024/wordml/sdtformatlock" xmlns:w16se="http://schemas.microsoft.com/office/word/2015/wordml/symex" xmlns:wpg="http://schemas.microsoft.com/office/word/2010/wordprocessingGroup" xmlns:wpi="http://schemas.microsoft.com/office/word/2010/wordprocessingInk" xmlns:wne="http://schemas.microsoft.com/office/word/2006/wordml" xmlns:wps="http://schemas.microsoft.com/office/word/2010/wordprocessingShape" mc:Ignorable="w14 w15 w16se w16cid w16 w16cex w16sdtdh w16sdtfl w16du wp14">
+<w:endnotes xmlns:wpc="http://schemas.microsoft.com/office/word/2010/wordprocessingCanvas" xmlns:cx="http://schemas.microsoft.com/office/drawing/2014/chartex" xmlns:cx1="http://schemas.microsoft.com/office/drawing/2015/9/8/chartex" xmlns:cx2="http://schemas.microsoft.com/office/drawing/2015/10/21/chartex" xmlns:cx3="http://schemas.microsoft.com/office/drawing/2016/5/9/chartex" xmlns:cx4="http://schemas.microsoft.com/office/drawing/2016/5/10/chartex" xmlns:cx5="http://schemas.microsoft.com/office/drawing/2016/5/11/chartex" xmlns:cx6="http://schemas.microsoft.com/office/drawing/2016/5/12/chartex" xmlns:cx7="http://schemas.microsoft.com/office/drawing/2016/5/13/chartex" xmlns:cx8="http://schemas.microsoft.com/office/drawing/2016/5/14/chartex" xmlns:mc="http://schemas.openxmlformats.org/markup-compatibility/2006" xmlns:aink="http://schemas.microsoft.com/office/drawing/2016/ink" xmlns:am3d="http://schemas.microsoft.com/office/drawing/2017/model3d" xmlns:o="urn:schemas-microsoft-com:office:office" xmlns:r="http://schemas.openxmlformats.org/officeDocument/2006/relationships" xmlns:m="http://schemas.openxmlformats.org/officeDocument/2006/math" xmlns:v="urn:schemas-microsoft-com:vml" xmlns:wp14="http://schemas.microsoft.com/office/word/2010/wordprocessingDrawing" xmlns:wp="http://schemas.openxmlformats.org/drawingml/2006/wordprocessingDrawing" xmlns:w10="urn:schemas-microsoft-com:office:word" xmlns:w="http://schemas.openxmlformats.org/wordprocessingml/2006/main" xmlns:w14="http://schemas.microsoft.com/office/word/2010/wordml" xmlns:w15="http://schemas.microsoft.com/office/word/2012/wordml" xmlns:w16cex="http://schemas.microsoft.com/office/word/2018/wordml/cex" xmlns:w16cid="http://schemas.microsoft.com/office/word/2016/wordml/cid" xmlns:w16="http://schemas.microsoft.com/office/word/2018/wordml" xmlns:w16sdtdh="http://schemas.microsoft.com/office/word/2020/wordml/sdtdatahash" xmlns:w16se="http://schemas.microsoft.com/office/word/2015/wordml/symex" xmlns:wpg="http://schemas.microsoft.com/office/word/2010/wordprocessingGroup" xmlns:wpi="http://schemas.microsoft.com/office/word/2010/wordprocessingInk" xmlns:wne="http://schemas.microsoft.com/office/word/2006/wordml" xmlns:wps="http://schemas.microsoft.com/office/word/2010/wordprocessingShape" mc:Ignorable="w14 w15 w16se w16cid w16 w16cex w16sdtdh wp14">
   <w:endnote w:type="separator" w:id="-1">
     <w:p>
       <w:pPr>
@@ -10064,7 +10105,7 @@
 </file>
 
 <file path=word/footer1.xml><?xml version="1.0" encoding="utf-8"?>
-<w:ftr xmlns:wpc="http://schemas.microsoft.com/office/word/2010/wordprocessingCanvas" xmlns:cx="http://schemas.microsoft.com/office/drawing/2014/chartex" xmlns:cx1="http://schemas.microsoft.com/office/drawing/2015/9/8/chartex" xmlns:cx2="http://schemas.microsoft.com/office/drawing/2015/10/21/chartex" xmlns:cx3="http://schemas.microsoft.com/office/drawing/2016/5/9/chartex" xmlns:cx4="http://schemas.microsoft.com/office/drawing/2016/5/10/chartex" xmlns:cx5="http://schemas.microsoft.com/office/drawing/2016/5/11/chartex" xmlns:cx6="http://schemas.microsoft.com/office/drawing/2016/5/12/chartex" xmlns:cx7="http://schemas.microsoft.com/office/drawing/2016/5/13/chartex" xmlns:cx8="http://schemas.microsoft.com/office/drawing/2016/5/14/chartex" xmlns:mc="http://schemas.openxmlformats.org/markup-compatibility/2006" xmlns:aink="http://schemas.microsoft.com/office/drawing/2016/ink" xmlns:am3d="http://schemas.microsoft.com/office/drawing/2017/model3d" xmlns:o="urn:schemas-microsoft-com:office:office" xmlns:oel="http://schemas.microsoft.com/office/2019/extlst" xmlns:r="http://schemas.openxmlformats.org/officeDocument/2006/relationships" xmlns:m="http://schemas.openxmlformats.org/officeDocument/2006/math" xmlns:v="urn:schemas-microsoft-com:vml" xmlns:wp14="http://schemas.microsoft.com/office/word/2010/wordprocessingDrawing" xmlns:wp="http://schemas.openxmlformats.org/drawingml/2006/wordprocessingDrawing" xmlns:w10="urn:schemas-microsoft-com:office:word" xmlns:w="http://schemas.openxmlformats.org/wordprocessingml/2006/main" xmlns:w14="http://schemas.microsoft.com/office/word/2010/wordml" xmlns:w15="http://schemas.microsoft.com/office/word/2012/wordml" xmlns:w16cex="http://schemas.microsoft.com/office/word/2018/wordml/cex" xmlns:w16cid="http://schemas.microsoft.com/office/word/2016/wordml/cid" xmlns:w16="http://schemas.microsoft.com/office/word/2018/wordml" xmlns:w16du="http://schemas.microsoft.com/office/word/2023/wordml/word16du" xmlns:w16sdtdh="http://schemas.microsoft.com/office/word/2020/wordml/sdtdatahash" xmlns:w16sdtfl="http://schemas.microsoft.com/office/word/2024/wordml/sdtformatlock" xmlns:w16se="http://schemas.microsoft.com/office/word/2015/wordml/symex" xmlns:wpg="http://schemas.microsoft.com/office/word/2010/wordprocessingGroup" xmlns:wpi="http://schemas.microsoft.com/office/word/2010/wordprocessingInk" xmlns:wne="http://schemas.microsoft.com/office/word/2006/wordml" xmlns:wps="http://schemas.microsoft.com/office/word/2010/wordprocessingShape" mc:Ignorable="w14 w15 w16se w16cid w16 w16cex w16sdtdh w16sdtfl w16du wp14">
+<w:ftr xmlns:wpc="http://schemas.microsoft.com/office/word/2010/wordprocessingCanvas" xmlns:cx="http://schemas.microsoft.com/office/drawing/2014/chartex" xmlns:cx1="http://schemas.microsoft.com/office/drawing/2015/9/8/chartex" xmlns:cx2="http://schemas.microsoft.com/office/drawing/2015/10/21/chartex" xmlns:cx3="http://schemas.microsoft.com/office/drawing/2016/5/9/chartex" xmlns:cx4="http://schemas.microsoft.com/office/drawing/2016/5/10/chartex" xmlns:cx5="http://schemas.microsoft.com/office/drawing/2016/5/11/chartex" xmlns:cx6="http://schemas.microsoft.com/office/drawing/2016/5/12/chartex" xmlns:cx7="http://schemas.microsoft.com/office/drawing/2016/5/13/chartex" xmlns:cx8="http://schemas.microsoft.com/office/drawing/2016/5/14/chartex" xmlns:mc="http://schemas.openxmlformats.org/markup-compatibility/2006" xmlns:aink="http://schemas.microsoft.com/office/drawing/2016/ink" xmlns:am3d="http://schemas.microsoft.com/office/drawing/2017/model3d" xmlns:o="urn:schemas-microsoft-com:office:office" xmlns:r="http://schemas.openxmlformats.org/officeDocument/2006/relationships" xmlns:m="http://schemas.openxmlformats.org/officeDocument/2006/math" xmlns:v="urn:schemas-microsoft-com:vml" xmlns:wp14="http://schemas.microsoft.com/office/word/2010/wordprocessingDrawing" xmlns:wp="http://schemas.openxmlformats.org/drawingml/2006/wordprocessingDrawing" xmlns:w10="urn:schemas-microsoft-com:office:word" xmlns:w="http://schemas.openxmlformats.org/wordprocessingml/2006/main" xmlns:w14="http://schemas.microsoft.com/office/word/2010/wordml" xmlns:w15="http://schemas.microsoft.com/office/word/2012/wordml" xmlns:w16cex="http://schemas.microsoft.com/office/word/2018/wordml/cex" xmlns:w16cid="http://schemas.microsoft.com/office/word/2016/wordml/cid" xmlns:w16="http://schemas.microsoft.com/office/word/2018/wordml" xmlns:w16sdtdh="http://schemas.microsoft.com/office/word/2020/wordml/sdtdatahash" xmlns:w16se="http://schemas.microsoft.com/office/word/2015/wordml/symex" xmlns:wpg="http://schemas.microsoft.com/office/word/2010/wordprocessingGroup" xmlns:wpi="http://schemas.microsoft.com/office/word/2010/wordprocessingInk" xmlns:wne="http://schemas.microsoft.com/office/word/2006/wordml" xmlns:wps="http://schemas.microsoft.com/office/word/2010/wordprocessingShape" mc:Ignorable="w14 w15 w16se w16cid w16 w16cex w16sdtdh wp14">
   <w:tbl>
     <w:tblPr>
       <w:tblW w:w="5000" w:type="pct"/>
@@ -10304,7 +10345,7 @@
             </wp:anchor>
           </w:drawing>
         </mc:Choice>
-        <mc:Fallback>
+        <mc:Fallback xmlns:oel="http://schemas.microsoft.com/office/2019/extlst" xmlns:w16du="http://schemas.microsoft.com/office/word/2023/wordml/word16du" xmlns:w16sdtfl="http://schemas.microsoft.com/office/word/2024/wordml/sdtformatlock">
           <w:pict>
             <v:shapetype w14:anchorId="77E4BD7E" id="_x0000_t202" coordsize="21600,21600" o:spt="202" path="m,l,21600r21600,l21600,xe">
               <v:stroke joinstyle="miter"/>
@@ -10410,7 +10451,7 @@
 </file>
 
 <file path=word/footnotes.xml><?xml version="1.0" encoding="utf-8"?>
-<w:footnotes xmlns:wpc="http://schemas.microsoft.com/office/word/2010/wordprocessingCanvas" xmlns:cx="http://schemas.microsoft.com/office/drawing/2014/chartex" xmlns:cx1="http://schemas.microsoft.com/office/drawing/2015/9/8/chartex" xmlns:cx2="http://schemas.microsoft.com/office/drawing/2015/10/21/chartex" xmlns:cx3="http://schemas.microsoft.com/office/drawing/2016/5/9/chartex" xmlns:cx4="http://schemas.microsoft.com/office/drawing/2016/5/10/chartex" xmlns:cx5="http://schemas.microsoft.com/office/drawing/2016/5/11/chartex" xmlns:cx6="http://schemas.microsoft.com/office/drawing/2016/5/12/chartex" xmlns:cx7="http://schemas.microsoft.com/office/drawing/2016/5/13/chartex" xmlns:cx8="http://schemas.microsoft.com/office/drawing/2016/5/14/chartex" xmlns:mc="http://schemas.openxmlformats.org/markup-compatibility/2006" xmlns:aink="http://schemas.microsoft.com/office/drawing/2016/ink" xmlns:am3d="http://schemas.microsoft.com/office/drawing/2017/model3d" xmlns:o="urn:schemas-microsoft-com:office:office" xmlns:oel="http://schemas.microsoft.com/office/2019/extlst" xmlns:r="http://schemas.openxmlformats.org/officeDocument/2006/relationships" xmlns:m="http://schemas.openxmlformats.org/officeDocument/2006/math" xmlns:v="urn:schemas-microsoft-com:vml" xmlns:wp14="http://schemas.microsoft.com/office/word/2010/wordprocessingDrawing" xmlns:wp="http://schemas.openxmlformats.org/drawingml/2006/wordprocessingDrawing" xmlns:w10="urn:schemas-microsoft-com:office:word" xmlns:w="http://schemas.openxmlformats.org/wordprocessingml/2006/main" xmlns:w14="http://schemas.microsoft.com/office/word/2010/wordml" xmlns:w15="http://schemas.microsoft.com/office/word/2012/wordml" xmlns:w16cex="http://schemas.microsoft.com/office/word/2018/wordml/cex" xmlns:w16cid="http://schemas.microsoft.com/office/word/2016/wordml/cid" xmlns:w16="http://schemas.microsoft.com/office/word/2018/wordml" xmlns:w16du="http://schemas.microsoft.com/office/word/2023/wordml/word16du" xmlns:w16sdtdh="http://schemas.microsoft.com/office/word/2020/wordml/sdtdatahash" xmlns:w16sdtfl="http://schemas.microsoft.com/office/word/2024/wordml/sdtformatlock" xmlns:w16se="http://schemas.microsoft.com/office/word/2015/wordml/symex" xmlns:wpg="http://schemas.microsoft.com/office/word/2010/wordprocessingGroup" xmlns:wpi="http://schemas.microsoft.com/office/word/2010/wordprocessingInk" xmlns:wne="http://schemas.microsoft.com/office/word/2006/wordml" xmlns:wps="http://schemas.microsoft.com/office/word/2010/wordprocessingShape" mc:Ignorable="w14 w15 w16se w16cid w16 w16cex w16sdtdh w16sdtfl w16du wp14">
+<w:footnotes xmlns:wpc="http://schemas.microsoft.com/office/word/2010/wordprocessingCanvas" xmlns:cx="http://schemas.microsoft.com/office/drawing/2014/chartex" xmlns:cx1="http://schemas.microsoft.com/office/drawing/2015/9/8/chartex" xmlns:cx2="http://schemas.microsoft.com/office/drawing/2015/10/21/chartex" xmlns:cx3="http://schemas.microsoft.com/office/drawing/2016/5/9/chartex" xmlns:cx4="http://schemas.microsoft.com/office/drawing/2016/5/10/chartex" xmlns:cx5="http://schemas.microsoft.com/office/drawing/2016/5/11/chartex" xmlns:cx6="http://schemas.microsoft.com/office/drawing/2016/5/12/chartex" xmlns:cx7="http://schemas.microsoft.com/office/drawing/2016/5/13/chartex" xmlns:cx8="http://schemas.microsoft.com/office/drawing/2016/5/14/chartex" xmlns:mc="http://schemas.openxmlformats.org/markup-compatibility/2006" xmlns:aink="http://schemas.microsoft.com/office/drawing/2016/ink" xmlns:am3d="http://schemas.microsoft.com/office/drawing/2017/model3d" xmlns:o="urn:schemas-microsoft-com:office:office" xmlns:r="http://schemas.openxmlformats.org/officeDocument/2006/relationships" xmlns:m="http://schemas.openxmlformats.org/officeDocument/2006/math" xmlns:v="urn:schemas-microsoft-com:vml" xmlns:wp14="http://schemas.microsoft.com/office/word/2010/wordprocessingDrawing" xmlns:wp="http://schemas.openxmlformats.org/drawingml/2006/wordprocessingDrawing" xmlns:w10="urn:schemas-microsoft-com:office:word" xmlns:w="http://schemas.openxmlformats.org/wordprocessingml/2006/main" xmlns:w14="http://schemas.microsoft.com/office/word/2010/wordml" xmlns:w15="http://schemas.microsoft.com/office/word/2012/wordml" xmlns:w16cex="http://schemas.microsoft.com/office/word/2018/wordml/cex" xmlns:w16cid="http://schemas.microsoft.com/office/word/2016/wordml/cid" xmlns:w16="http://schemas.microsoft.com/office/word/2018/wordml" xmlns:w16sdtdh="http://schemas.microsoft.com/office/word/2020/wordml/sdtdatahash" xmlns:w16se="http://schemas.microsoft.com/office/word/2015/wordml/symex" xmlns:wpg="http://schemas.microsoft.com/office/word/2010/wordprocessingGroup" xmlns:wpi="http://schemas.microsoft.com/office/word/2010/wordprocessingInk" xmlns:wne="http://schemas.microsoft.com/office/word/2006/wordml" xmlns:wps="http://schemas.microsoft.com/office/word/2010/wordprocessingShape" mc:Ignorable="w14 w15 w16se w16cid w16 w16cex w16sdtdh wp14">
   <w:footnote w:type="separator" w:id="-1">
     <w:p>
       <w:pPr>
@@ -10435,7 +10476,7 @@
 </file>
 
 <file path=word/header1.xml><?xml version="1.0" encoding="utf-8"?>
-<w:hdr xmlns:wpc="http://schemas.microsoft.com/office/word/2010/wordprocessingCanvas" xmlns:cx="http://schemas.microsoft.com/office/drawing/2014/chartex" xmlns:cx1="http://schemas.microsoft.com/office/drawing/2015/9/8/chartex" xmlns:cx2="http://schemas.microsoft.com/office/drawing/2015/10/21/chartex" xmlns:cx3="http://schemas.microsoft.com/office/drawing/2016/5/9/chartex" xmlns:cx4="http://schemas.microsoft.com/office/drawing/2016/5/10/chartex" xmlns:cx5="http://schemas.microsoft.com/office/drawing/2016/5/11/chartex" xmlns:cx6="http://schemas.microsoft.com/office/drawing/2016/5/12/chartex" xmlns:cx7="http://schemas.microsoft.com/office/drawing/2016/5/13/chartex" xmlns:cx8="http://schemas.microsoft.com/office/drawing/2016/5/14/chartex" xmlns:mc="http://schemas.openxmlformats.org/markup-compatibility/2006" xmlns:aink="http://schemas.microsoft.com/office/drawing/2016/ink" xmlns:am3d="http://schemas.microsoft.com/office/drawing/2017/model3d" xmlns:o="urn:schemas-microsoft-com:office:office" xmlns:oel="http://schemas.microsoft.com/office/2019/extlst" xmlns:r="http://schemas.openxmlformats.org/officeDocument/2006/relationships" xmlns:m="http://schemas.openxmlformats.org/officeDocument/2006/math" xmlns:v="urn:schemas-microsoft-com:vml" xmlns:wp14="http://schemas.microsoft.com/office/word/2010/wordprocessingDrawing" xmlns:wp="http://schemas.openxmlformats.org/drawingml/2006/wordprocessingDrawing" xmlns:w10="urn:schemas-microsoft-com:office:word" xmlns:w="http://schemas.openxmlformats.org/wordprocessingml/2006/main" xmlns:w14="http://schemas.microsoft.com/office/word/2010/wordml" xmlns:w15="http://schemas.microsoft.com/office/word/2012/wordml" xmlns:w16cex="http://schemas.microsoft.com/office/word/2018/wordml/cex" xmlns:w16cid="http://schemas.microsoft.com/office/word/2016/wordml/cid" xmlns:w16="http://schemas.microsoft.com/office/word/2018/wordml" xmlns:w16du="http://schemas.microsoft.com/office/word/2023/wordml/word16du" xmlns:w16sdtdh="http://schemas.microsoft.com/office/word/2020/wordml/sdtdatahash" xmlns:w16sdtfl="http://schemas.microsoft.com/office/word/2024/wordml/sdtformatlock" xmlns:w16se="http://schemas.microsoft.com/office/word/2015/wordml/symex" xmlns:wpg="http://schemas.microsoft.com/office/word/2010/wordprocessingGroup" xmlns:wpi="http://schemas.microsoft.com/office/word/2010/wordprocessingInk" xmlns:wne="http://schemas.microsoft.com/office/word/2006/wordml" xmlns:wps="http://schemas.microsoft.com/office/word/2010/wordprocessingShape" mc:Ignorable="w14 w15 w16se w16cid w16 w16cex w16sdtdh w16sdtfl w16du wp14">
+<w:hdr xmlns:wpc="http://schemas.microsoft.com/office/word/2010/wordprocessingCanvas" xmlns:cx="http://schemas.microsoft.com/office/drawing/2014/chartex" xmlns:cx1="http://schemas.microsoft.com/office/drawing/2015/9/8/chartex" xmlns:cx2="http://schemas.microsoft.com/office/drawing/2015/10/21/chartex" xmlns:cx3="http://schemas.microsoft.com/office/drawing/2016/5/9/chartex" xmlns:cx4="http://schemas.microsoft.com/office/drawing/2016/5/10/chartex" xmlns:cx5="http://schemas.microsoft.com/office/drawing/2016/5/11/chartex" xmlns:cx6="http://schemas.microsoft.com/office/drawing/2016/5/12/chartex" xmlns:cx7="http://schemas.microsoft.com/office/drawing/2016/5/13/chartex" xmlns:cx8="http://schemas.microsoft.com/office/drawing/2016/5/14/chartex" xmlns:mc="http://schemas.openxmlformats.org/markup-compatibility/2006" xmlns:aink="http://schemas.microsoft.com/office/drawing/2016/ink" xmlns:am3d="http://schemas.microsoft.com/office/drawing/2017/model3d" xmlns:o="urn:schemas-microsoft-com:office:office" xmlns:r="http://schemas.openxmlformats.org/officeDocument/2006/relationships" xmlns:m="http://schemas.openxmlformats.org/officeDocument/2006/math" xmlns:v="urn:schemas-microsoft-com:vml" xmlns:wp14="http://schemas.microsoft.com/office/word/2010/wordprocessingDrawing" xmlns:wp="http://schemas.openxmlformats.org/drawingml/2006/wordprocessingDrawing" xmlns:w10="urn:schemas-microsoft-com:office:word" xmlns:w="http://schemas.openxmlformats.org/wordprocessingml/2006/main" xmlns:w14="http://schemas.microsoft.com/office/word/2010/wordml" xmlns:w15="http://schemas.microsoft.com/office/word/2012/wordml" xmlns:w16cex="http://schemas.microsoft.com/office/word/2018/wordml/cex" xmlns:w16cid="http://schemas.microsoft.com/office/word/2016/wordml/cid" xmlns:w16="http://schemas.microsoft.com/office/word/2018/wordml" xmlns:w16sdtdh="http://schemas.microsoft.com/office/word/2020/wordml/sdtdatahash" xmlns:w16se="http://schemas.microsoft.com/office/word/2015/wordml/symex" xmlns:wpg="http://schemas.microsoft.com/office/word/2010/wordprocessingGroup" xmlns:wpi="http://schemas.microsoft.com/office/word/2010/wordprocessingInk" xmlns:wne="http://schemas.microsoft.com/office/word/2006/wordml" xmlns:wps="http://schemas.microsoft.com/office/word/2010/wordprocessingShape" mc:Ignorable="w14 w15 w16se w16cid w16 w16cex w16sdtdh wp14">
   <w:p>
     <w:pPr>
       <w:pStyle w:val="Header"/>
@@ -10492,7 +10533,7 @@
 </file>
 
 <file path=word/numbering.xml><?xml version="1.0" encoding="utf-8"?>
-<w:numbering xmlns:wpc="http://schemas.microsoft.com/office/word/2010/wordprocessingCanvas" xmlns:cx="http://schemas.microsoft.com/office/drawing/2014/chartex" xmlns:cx1="http://schemas.microsoft.com/office/drawing/2015/9/8/chartex" xmlns:cx2="http://schemas.microsoft.com/office/drawing/2015/10/21/chartex" xmlns:cx3="http://schemas.microsoft.com/office/drawing/2016/5/9/chartex" xmlns:cx4="http://schemas.microsoft.com/office/drawing/2016/5/10/chartex" xmlns:cx5="http://schemas.microsoft.com/office/drawing/2016/5/11/chartex" xmlns:cx6="http://schemas.microsoft.com/office/drawing/2016/5/12/chartex" xmlns:cx7="http://schemas.microsoft.com/office/drawing/2016/5/13/chartex" xmlns:cx8="http://schemas.microsoft.com/office/drawing/2016/5/14/chartex" xmlns:mc="http://schemas.openxmlformats.org/markup-compatibility/2006" xmlns:aink="http://schemas.microsoft.com/office/drawing/2016/ink" xmlns:am3d="http://schemas.microsoft.com/office/drawing/2017/model3d" xmlns:o="urn:schemas-microsoft-com:office:office" xmlns:oel="http://schemas.microsoft.com/office/2019/extlst" xmlns:r="http://schemas.openxmlformats.org/officeDocument/2006/relationships" xmlns:m="http://schemas.openxmlformats.org/officeDocument/2006/math" xmlns:v="urn:schemas-microsoft-com:vml" xmlns:wp14="http://schemas.microsoft.com/office/word/2010/wordprocessingDrawing" xmlns:wp="http://schemas.openxmlformats.org/drawingml/2006/wordprocessingDrawing" xmlns:w10="urn:schemas-microsoft-com:office:word" xmlns:w="http://schemas.openxmlformats.org/wordprocessingml/2006/main" xmlns:w14="http://schemas.microsoft.com/office/word/2010/wordml" xmlns:w15="http://schemas.microsoft.com/office/word/2012/wordml" xmlns:w16cex="http://schemas.microsoft.com/office/word/2018/wordml/cex" xmlns:w16cid="http://schemas.microsoft.com/office/word/2016/wordml/cid" xmlns:w16="http://schemas.microsoft.com/office/word/2018/wordml" xmlns:w16du="http://schemas.microsoft.com/office/word/2023/wordml/word16du" xmlns:w16sdtdh="http://schemas.microsoft.com/office/word/2020/wordml/sdtdatahash" xmlns:w16sdtfl="http://schemas.microsoft.com/office/word/2024/wordml/sdtformatlock" xmlns:w16se="http://schemas.microsoft.com/office/word/2015/wordml/symex" xmlns:wpg="http://schemas.microsoft.com/office/word/2010/wordprocessingGroup" xmlns:wpi="http://schemas.microsoft.com/office/word/2010/wordprocessingInk" xmlns:wne="http://schemas.microsoft.com/office/word/2006/wordml" xmlns:wps="http://schemas.microsoft.com/office/word/2010/wordprocessingShape" mc:Ignorable="w14 w15 w16se w16cid w16 w16cex w16sdtdh w16sdtfl w16du wp14">
+<w:numbering xmlns:wpc="http://schemas.microsoft.com/office/word/2010/wordprocessingCanvas" xmlns:cx="http://schemas.microsoft.com/office/drawing/2014/chartex" xmlns:cx1="http://schemas.microsoft.com/office/drawing/2015/9/8/chartex" xmlns:cx2="http://schemas.microsoft.com/office/drawing/2015/10/21/chartex" xmlns:cx3="http://schemas.microsoft.com/office/drawing/2016/5/9/chartex" xmlns:cx4="http://schemas.microsoft.com/office/drawing/2016/5/10/chartex" xmlns:cx5="http://schemas.microsoft.com/office/drawing/2016/5/11/chartex" xmlns:cx6="http://schemas.microsoft.com/office/drawing/2016/5/12/chartex" xmlns:cx7="http://schemas.microsoft.com/office/drawing/2016/5/13/chartex" xmlns:cx8="http://schemas.microsoft.com/office/drawing/2016/5/14/chartex" xmlns:mc="http://schemas.openxmlformats.org/markup-compatibility/2006" xmlns:aink="http://schemas.microsoft.com/office/drawing/2016/ink" xmlns:am3d="http://schemas.microsoft.com/office/drawing/2017/model3d" xmlns:o="urn:schemas-microsoft-com:office:office" xmlns:r="http://schemas.openxmlformats.org/officeDocument/2006/relationships" xmlns:m="http://schemas.openxmlformats.org/officeDocument/2006/math" xmlns:v="urn:schemas-microsoft-com:vml" xmlns:wp14="http://schemas.microsoft.com/office/word/2010/wordprocessingDrawing" xmlns:wp="http://schemas.openxmlformats.org/drawingml/2006/wordprocessingDrawing" xmlns:w10="urn:schemas-microsoft-com:office:word" xmlns:w="http://schemas.openxmlformats.org/wordprocessingml/2006/main" xmlns:w14="http://schemas.microsoft.com/office/word/2010/wordml" xmlns:w15="http://schemas.microsoft.com/office/word/2012/wordml" xmlns:w16cex="http://schemas.microsoft.com/office/word/2018/wordml/cex" xmlns:w16cid="http://schemas.microsoft.com/office/word/2016/wordml/cid" xmlns:w16="http://schemas.microsoft.com/office/word/2018/wordml" xmlns:w16sdtdh="http://schemas.microsoft.com/office/word/2020/wordml/sdtdatahash" xmlns:w16se="http://schemas.microsoft.com/office/word/2015/wordml/symex" xmlns:wpg="http://schemas.microsoft.com/office/word/2010/wordprocessingGroup" xmlns:wpi="http://schemas.microsoft.com/office/word/2010/wordprocessingInk" xmlns:wne="http://schemas.microsoft.com/office/word/2006/wordml" xmlns:wps="http://schemas.microsoft.com/office/word/2010/wordprocessingShape" mc:Ignorable="w14 w15 w16se w16cid w16 w16cex w16sdtdh wp14">
   <w:abstractNum w:abstractNumId="0" w15:restartNumberingAfterBreak="0">
     <w:nsid w:val="015E12D2"/>
     <w:multiLevelType w:val="hybridMultilevel"/>
@@ -14041,109 +14082,109 @@
       </w:rPr>
     </w:lvl>
   </w:abstractNum>
-  <w:num w:numId="1" w16cid:durableId="637879512">
+  <w:num w:numId="1">
     <w:abstractNumId w:val="27"/>
   </w:num>
-  <w:num w:numId="2" w16cid:durableId="2060084844">
+  <w:num w:numId="2">
     <w:abstractNumId w:val="30"/>
   </w:num>
-  <w:num w:numId="3" w16cid:durableId="2141878423">
+  <w:num w:numId="3">
     <w:abstractNumId w:val="21"/>
   </w:num>
-  <w:num w:numId="4" w16cid:durableId="1590851039">
+  <w:num w:numId="4">
     <w:abstractNumId w:val="2"/>
   </w:num>
-  <w:num w:numId="5" w16cid:durableId="1600062131">
+  <w:num w:numId="5">
     <w:abstractNumId w:val="12"/>
   </w:num>
-  <w:num w:numId="6" w16cid:durableId="162088321">
+  <w:num w:numId="6">
     <w:abstractNumId w:val="20"/>
   </w:num>
-  <w:num w:numId="7" w16cid:durableId="1197933532">
+  <w:num w:numId="7">
     <w:abstractNumId w:val="13"/>
   </w:num>
-  <w:num w:numId="8" w16cid:durableId="1407998557">
+  <w:num w:numId="8">
     <w:abstractNumId w:val="25"/>
   </w:num>
-  <w:num w:numId="9" w16cid:durableId="1284652443">
+  <w:num w:numId="9">
     <w:abstractNumId w:val="19"/>
   </w:num>
-  <w:num w:numId="10" w16cid:durableId="753862368">
+  <w:num w:numId="10">
     <w:abstractNumId w:val="14"/>
   </w:num>
-  <w:num w:numId="11" w16cid:durableId="1666015099">
+  <w:num w:numId="11">
     <w:abstractNumId w:val="31"/>
   </w:num>
-  <w:num w:numId="12" w16cid:durableId="838696385">
+  <w:num w:numId="12">
     <w:abstractNumId w:val="33"/>
   </w:num>
-  <w:num w:numId="13" w16cid:durableId="862135821">
+  <w:num w:numId="13">
     <w:abstractNumId w:val="0"/>
   </w:num>
-  <w:num w:numId="14" w16cid:durableId="2169426">
+  <w:num w:numId="14">
     <w:abstractNumId w:val="29"/>
   </w:num>
-  <w:num w:numId="15" w16cid:durableId="775562421">
+  <w:num w:numId="15">
     <w:abstractNumId w:val="27"/>
   </w:num>
-  <w:num w:numId="16" w16cid:durableId="590238339">
+  <w:num w:numId="16">
     <w:abstractNumId w:val="28"/>
   </w:num>
-  <w:num w:numId="17" w16cid:durableId="805775634">
+  <w:num w:numId="17">
     <w:abstractNumId w:val="22"/>
   </w:num>
-  <w:num w:numId="18" w16cid:durableId="196744638">
+  <w:num w:numId="18">
     <w:abstractNumId w:val="26"/>
   </w:num>
-  <w:num w:numId="19" w16cid:durableId="1925408696">
+  <w:num w:numId="19">
     <w:abstractNumId w:val="32"/>
   </w:num>
-  <w:num w:numId="20" w16cid:durableId="506360488">
+  <w:num w:numId="20">
     <w:abstractNumId w:val="11"/>
   </w:num>
-  <w:num w:numId="21" w16cid:durableId="1533808477">
+  <w:num w:numId="21">
     <w:abstractNumId w:val="6"/>
   </w:num>
-  <w:num w:numId="22" w16cid:durableId="1692534595">
+  <w:num w:numId="22">
     <w:abstractNumId w:val="15"/>
   </w:num>
-  <w:num w:numId="23" w16cid:durableId="1213931248">
+  <w:num w:numId="23">
     <w:abstractNumId w:val="4"/>
   </w:num>
-  <w:num w:numId="24" w16cid:durableId="1707827566">
+  <w:num w:numId="24">
     <w:abstractNumId w:val="5"/>
   </w:num>
-  <w:num w:numId="25" w16cid:durableId="2103528809">
+  <w:num w:numId="25">
     <w:abstractNumId w:val="17"/>
   </w:num>
-  <w:num w:numId="26" w16cid:durableId="763957090">
+  <w:num w:numId="26">
     <w:abstractNumId w:val="3"/>
   </w:num>
-  <w:num w:numId="27" w16cid:durableId="1028220212">
+  <w:num w:numId="27">
     <w:abstractNumId w:val="9"/>
   </w:num>
-  <w:num w:numId="28" w16cid:durableId="1829596512">
+  <w:num w:numId="28">
     <w:abstractNumId w:val="7"/>
   </w:num>
-  <w:num w:numId="29" w16cid:durableId="2128617722">
+  <w:num w:numId="29">
     <w:abstractNumId w:val="8"/>
   </w:num>
-  <w:num w:numId="30" w16cid:durableId="1882784515">
+  <w:num w:numId="30">
     <w:abstractNumId w:val="23"/>
   </w:num>
-  <w:num w:numId="31" w16cid:durableId="1920600904">
+  <w:num w:numId="31">
     <w:abstractNumId w:val="24"/>
   </w:num>
-  <w:num w:numId="32" w16cid:durableId="592739089">
+  <w:num w:numId="32">
     <w:abstractNumId w:val="1"/>
   </w:num>
-  <w:num w:numId="33" w16cid:durableId="1723169816">
+  <w:num w:numId="33">
     <w:abstractNumId w:val="16"/>
   </w:num>
-  <w:num w:numId="34" w16cid:durableId="616135738">
+  <w:num w:numId="34">
     <w:abstractNumId w:val="18"/>
   </w:num>
-  <w:num w:numId="35" w16cid:durableId="891581628">
+  <w:num w:numId="35">
     <w:abstractNumId w:val="10"/>
   </w:num>
   <w:numIdMacAtCleanup w:val="10"/>
@@ -14151,7 +14192,7 @@
 </file>
 
 <file path=word/styles.xml><?xml version="1.0" encoding="utf-8"?>
-<w:styles xmlns:mc="http://schemas.openxmlformats.org/markup-compatibility/2006" xmlns:r="http://schemas.openxmlformats.org/officeDocument/2006/relationships" xmlns:w="http://schemas.openxmlformats.org/wordprocessingml/2006/main" xmlns:w14="http://schemas.microsoft.com/office/word/2010/wordml" xmlns:w15="http://schemas.microsoft.com/office/word/2012/wordml" xmlns:w16cex="http://schemas.microsoft.com/office/word/2018/wordml/cex" xmlns:w16cid="http://schemas.microsoft.com/office/word/2016/wordml/cid" xmlns:w16="http://schemas.microsoft.com/office/word/2018/wordml" xmlns:w16du="http://schemas.microsoft.com/office/word/2023/wordml/word16du" xmlns:w16sdtdh="http://schemas.microsoft.com/office/word/2020/wordml/sdtdatahash" xmlns:w16sdtfl="http://schemas.microsoft.com/office/word/2024/wordml/sdtformatlock" xmlns:w16se="http://schemas.microsoft.com/office/word/2015/wordml/symex" mc:Ignorable="w14 w15 w16se w16cid w16 w16cex w16sdtdh w16sdtfl w16du">
+<w:styles xmlns:mc="http://schemas.openxmlformats.org/markup-compatibility/2006" xmlns:r="http://schemas.openxmlformats.org/officeDocument/2006/relationships" xmlns:w="http://schemas.openxmlformats.org/wordprocessingml/2006/main" xmlns:w14="http://schemas.microsoft.com/office/word/2010/wordml" xmlns:w15="http://schemas.microsoft.com/office/word/2012/wordml" xmlns:w16cex="http://schemas.microsoft.com/office/word/2018/wordml/cex" xmlns:w16cid="http://schemas.microsoft.com/office/word/2016/wordml/cid" xmlns:w16="http://schemas.microsoft.com/office/word/2018/wordml" xmlns:w16sdtdh="http://schemas.microsoft.com/office/word/2020/wordml/sdtdatahash" xmlns:w16se="http://schemas.microsoft.com/office/word/2015/wordml/symex" mc:Ignorable="w14 w15 w16se w16cid w16 w16cex w16sdtdh">
   <w:docDefaults>
     <w:rPrDefault>
       <w:rPr>

--- a/contract/template/Ballroom_YEP_package1_lunch.docx
+++ b/contract/template/Ballroom_YEP_package1_lunch.docx
@@ -4674,7 +4674,7 @@
                 <w:szCs w:val="23"/>
                 <w:shd w:val="clear" w:color="auto" w:fill="FFFFFF"/>
               </w:rPr>
-              <w:t>{{client_office_address_vi}}</w:t>
+              <w:t>{{client_address_vi}}</w:t>
             </w:r>
           </w:p>
         </w:tc>

--- a/contract/template/Ballroom_YEP_package1_lunch.docx
+++ b/contract/template/Ballroom_YEP_package1_lunch.docx
@@ -1288,15 +1288,15 @@
           <w:szCs w:val="22"/>
           <w:lang w:val="en-US"/>
         </w:rPr>
-        <w:t>r. Jung Hyun</w:t>
-      </w:r>
-      <w:r>
-        <w:rPr>
-          <w:rFonts w:asciiTheme="minorHAnsi" w:hAnsiTheme="minorHAnsi" w:cstheme="minorHAnsi"/>
-          <w:szCs w:val="22"/>
-          <w:lang w:val="en-US"/>
-        </w:rPr>
-        <w:t xml:space="preserve"> Oh</w:t>
+        <w:t>r. Oh Jung Hyun</w:t>
+      </w:r>
+      <w:r>
+        <w:rPr>
+          <w:rFonts w:asciiTheme="minorHAnsi" w:hAnsiTheme="minorHAnsi" w:cstheme="minorHAnsi"/>
+          <w:szCs w:val="22"/>
+          <w:lang w:val="en-US"/>
+        </w:rPr>
+        <w:t xml:space="preserve"/>
       </w:r>
     </w:p>
     <w:p>
@@ -1387,17 +1387,17 @@
           <w:iCs/>
           <w:szCs w:val="22"/>
         </w:rPr>
-        <w:t>Jung Hyun</w:t>
-      </w:r>
-      <w:r>
-        <w:rPr>
-          <w:rFonts w:asciiTheme="minorHAnsi" w:hAnsiTheme="minorHAnsi" w:cstheme="minorHAnsi"/>
-          <w:bCs/>
-          <w:i/>
-          <w:iCs/>
-          <w:szCs w:val="22"/>
-        </w:rPr>
-        <w:t xml:space="preserve"> Oh</w:t>
+        <w:t>Oh Jung Hyun</w:t>
+      </w:r>
+      <w:r>
+        <w:rPr>
+          <w:rFonts w:asciiTheme="minorHAnsi" w:hAnsiTheme="minorHAnsi" w:cstheme="minorHAnsi"/>
+          <w:bCs/>
+          <w:i/>
+          <w:iCs/>
+          <w:szCs w:val="22"/>
+        </w:rPr>
+        <w:t xml:space="preserve"/>
       </w:r>
     </w:p>
     <w:p>
@@ -9345,7 +9345,7 @@
                 <w:sz w:val="22"/>
                 <w:szCs w:val="22"/>
               </w:rPr>
-              <w:t>Jung Hyun</w:t>
+              <w:t>Oh Jung Hyun</w:t>
             </w:r>
             <w:r>
               <w:rPr>
@@ -9355,7 +9355,7 @@
                 <w:sz w:val="22"/>
                 <w:szCs w:val="22"/>
               </w:rPr>
-              <w:t xml:space="preserve"> </w:t>
+              <w:t xml:space="preserve"/>
             </w:r>
             <w:r>
               <w:rPr>
@@ -9365,7 +9365,7 @@
                 <w:sz w:val="22"/>
                 <w:szCs w:val="22"/>
               </w:rPr>
-              <w:t>Oh</w:t>
+              <w:t/>
             </w:r>
           </w:p>
           <w:p>

--- a/contract/template/Ballroom_YEP_package1_lunch.docx
+++ b/contract/template/Ballroom_YEP_package1_lunch.docx
@@ -4503,6 +4503,17 @@
                 <w:szCs w:val="23"/>
               </w:rPr>
             </w:pPr>
+            <w:r>
+              <w:rPr>
+                <w:rFonts w:asciiTheme="minorHAnsi" w:eastAsia="PMingLiU" w:hAnsiTheme="minorHAnsi" w:cstheme="minorHAnsi"/>
+                <w:b/>
+                <w:noProof/>
+                <w:color w:val="FFFFFF" w:themeColor="background1"/>
+                <w:sz w:val="23"/>
+                <w:szCs w:val="23"/>
+              </w:rPr>
+              <w:t>{{name_for_attention_of}}</w:t>
+            </w:r>
           </w:p>
         </w:tc>
       </w:tr>
@@ -4837,6 +4848,18 @@
                 <w:lang w:val="en-US"/>
               </w:rPr>
             </w:pPr>
+            <w:r>
+              <w:rPr>
+                <w:rFonts w:asciiTheme="minorHAnsi" w:hAnsiTheme="minorHAnsi" w:cstheme="minorHAnsi"/>
+                <w:i/>
+                <w:iCs/>
+                <w:color w:val="000000"/>
+                <w:sz w:val="23"/>
+                <w:szCs w:val="23"/>
+                <w:lang w:val="en-US"/>
+              </w:rPr>
+              <w:t>{{client_mobile_phone}}</w:t>
+            </w:r>
           </w:p>
         </w:tc>
       </w:tr>
@@ -4887,6 +4910,17 @@
                 <w:lang w:val="en-US"/>
               </w:rPr>
             </w:pPr>
+            <w:r>
+              <w:rPr>
+                <w:rFonts w:asciiTheme="minorHAnsi" w:hAnsiTheme="minorHAnsi" w:cstheme="minorHAnsi"/>
+                <w:i/>
+                <w:iCs/>
+                <w:sz w:val="23"/>
+                <w:szCs w:val="23"/>
+                <w:lang w:val="en-US"/>
+              </w:rPr>
+              <w:t>{{client_email}}</w:t>
+            </w:r>
           </w:p>
         </w:tc>
       </w:tr>

--- a/contract/template/Ballroom_YEP_package1_lunch.docx
+++ b/contract/template/Ballroom_YEP_package1_lunch.docx
@@ -274,6 +274,8 @@
             <w:r>
               <w:rPr>
                 <w:rFonts w:asciiTheme="minorHAnsi" w:hAnsiTheme="minorHAnsi" w:cstheme="minorHAnsi"/>
+                <w:b/>
+                <w:bCs/>
                 <w:sz w:val="23"/>
                 <w:szCs w:val="23"/>
               </w:rPr>
@@ -2208,6 +2210,8 @@
       <w:r>
         <w:rPr>
           <w:rFonts w:asciiTheme="minorHAnsi" w:hAnsiTheme="minorHAnsi" w:cstheme="minorHAnsi"/>
+          <w:b/>
+          <w:bCs/>
           <w:i/>
           <w:iCs/>
           <w:sz w:val="23"/>
